--- a/requirementList02.docx
+++ b/requirementList02.docx
@@ -37,7 +37,7 @@
     <w:p>
       <w:pPr>
         <w:rPr>
-          <w:rFonts w:ascii="바탕" w:eastAsia="바탕" w:hAnsi="바탕" w:hint="eastAsia"/>
+          <w:rFonts w:ascii="바탕" w:eastAsia="바탕" w:hAnsi="바탕"/>
           <w:lang w:eastAsia="ko-KR"/>
         </w:rPr>
       </w:pPr>
@@ -68,6 +68,16 @@
               <w:spacing w:line="360" w:lineRule="auto"/>
               <w:jc w:val="center"/>
               <w:rPr>
+                <w:rFonts w:ascii="바탕" w:eastAsia="바탕" w:hAnsi="바탕"/>
+                <w:b/>
+                <w:bCs/>
+                <w:sz w:val="28"/>
+                <w:szCs w:val="32"/>
+                <w:lang w:eastAsia="ko-KR"/>
+              </w:rPr>
+            </w:pPr>
+            <w:r>
+              <w:rPr>
                 <w:rFonts w:ascii="바탕" w:eastAsia="바탕" w:hAnsi="바탕" w:hint="eastAsia"/>
                 <w:b/>
                 <w:bCs/>
@@ -75,17 +85,7 @@
                 <w:szCs w:val="32"/>
                 <w:lang w:eastAsia="ko-KR"/>
               </w:rPr>
-            </w:pPr>
-            <w:r>
-              <w:rPr>
-                <w:rFonts w:ascii="바탕" w:eastAsia="바탕" w:hAnsi="바탕" w:hint="eastAsia"/>
-                <w:b/>
-                <w:bCs/>
-                <w:sz w:val="28"/>
-                <w:szCs w:val="32"/>
-                <w:lang w:eastAsia="ko-KR"/>
-              </w:rPr>
-              <w:t>Requirement List</w:t>
+              <w:t xml:space="preserve">Requirement </w:t>
             </w:r>
           </w:p>
         </w:tc>
@@ -100,7 +100,7 @@
               <w:spacing w:line="360" w:lineRule="auto"/>
               <w:jc w:val="center"/>
               <w:rPr>
-                <w:rFonts w:ascii="바탕" w:eastAsia="바탕" w:hAnsi="바탕" w:hint="eastAsia"/>
+                <w:rFonts w:ascii="바탕" w:eastAsia="바탕" w:hAnsi="바탕"/>
                 <w:b/>
                 <w:bCs/>
                 <w:sz w:val="28"/>
@@ -138,7 +138,7 @@
               <w:spacing w:line="360" w:lineRule="auto"/>
               <w:jc w:val="center"/>
               <w:rPr>
-                <w:rFonts w:ascii="바탕" w:eastAsia="바탕" w:hAnsi="바탕" w:hint="eastAsia"/>
+                <w:rFonts w:ascii="바탕" w:eastAsia="바탕" w:hAnsi="바탕"/>
                 <w:sz w:val="24"/>
                 <w:szCs w:val="28"/>
                 <w:lang w:eastAsia="ko-KR"/>
@@ -165,7 +165,7 @@
               <w:spacing w:line="360" w:lineRule="auto"/>
               <w:jc w:val="center"/>
               <w:rPr>
-                <w:rFonts w:ascii="바탕" w:eastAsia="바탕" w:hAnsi="바탕" w:hint="eastAsia"/>
+                <w:rFonts w:ascii="바탕" w:eastAsia="바탕" w:hAnsi="바탕"/>
                 <w:sz w:val="24"/>
                 <w:szCs w:val="28"/>
                 <w:lang w:eastAsia="ko-KR"/>
@@ -192,7 +192,7 @@
               <w:spacing w:line="360" w:lineRule="auto"/>
               <w:jc w:val="center"/>
               <w:rPr>
-                <w:rFonts w:ascii="바탕" w:eastAsia="바탕" w:hAnsi="바탕" w:hint="eastAsia"/>
+                <w:rFonts w:ascii="바탕" w:eastAsia="바탕" w:hAnsi="바탕"/>
                 <w:sz w:val="24"/>
                 <w:szCs w:val="28"/>
                 <w:lang w:eastAsia="ko-KR"/>
@@ -224,7 +224,7 @@
               <w:spacing w:line="360" w:lineRule="auto"/>
               <w:jc w:val="center"/>
               <w:rPr>
-                <w:rFonts w:ascii="바탕" w:eastAsia="바탕" w:hAnsi="바탕" w:hint="eastAsia"/>
+                <w:rFonts w:ascii="바탕" w:eastAsia="바탕" w:hAnsi="바탕"/>
                 <w:sz w:val="24"/>
                 <w:szCs w:val="28"/>
                 <w:lang w:eastAsia="ko-KR"/>
@@ -251,7 +251,7 @@
               <w:spacing w:line="360" w:lineRule="auto"/>
               <w:jc w:val="center"/>
               <w:rPr>
-                <w:rFonts w:ascii="바탕" w:eastAsia="바탕" w:hAnsi="바탕" w:hint="eastAsia"/>
+                <w:rFonts w:ascii="바탕" w:eastAsia="바탕" w:hAnsi="바탕"/>
                 <w:sz w:val="24"/>
                 <w:szCs w:val="28"/>
                 <w:lang w:eastAsia="ko-KR"/>
@@ -278,7 +278,7 @@
               <w:spacing w:line="360" w:lineRule="auto"/>
               <w:jc w:val="center"/>
               <w:rPr>
-                <w:rFonts w:ascii="바탕" w:eastAsia="바탕" w:hAnsi="바탕" w:hint="eastAsia"/>
+                <w:rFonts w:ascii="바탕" w:eastAsia="바탕" w:hAnsi="바탕"/>
                 <w:sz w:val="24"/>
                 <w:szCs w:val="28"/>
                 <w:lang w:eastAsia="ko-KR"/>
@@ -310,7 +310,7 @@
               <w:spacing w:line="360" w:lineRule="auto"/>
               <w:jc w:val="center"/>
               <w:rPr>
-                <w:rFonts w:ascii="바탕" w:eastAsia="바탕" w:hAnsi="바탕" w:hint="eastAsia"/>
+                <w:rFonts w:ascii="바탕" w:eastAsia="바탕" w:hAnsi="바탕"/>
                 <w:sz w:val="24"/>
                 <w:szCs w:val="28"/>
                 <w:lang w:eastAsia="ko-KR"/>
@@ -337,7 +337,7 @@
               <w:spacing w:line="360" w:lineRule="auto"/>
               <w:jc w:val="center"/>
               <w:rPr>
-                <w:rFonts w:ascii="바탕" w:eastAsia="바탕" w:hAnsi="바탕" w:hint="eastAsia"/>
+                <w:rFonts w:ascii="바탕" w:eastAsia="바탕" w:hAnsi="바탕"/>
                 <w:sz w:val="24"/>
                 <w:szCs w:val="28"/>
                 <w:lang w:eastAsia="ko-KR"/>
@@ -384,7 +384,7 @@
               <w:spacing w:line="360" w:lineRule="auto"/>
               <w:jc w:val="center"/>
               <w:rPr>
-                <w:rFonts w:ascii="바탕" w:eastAsia="바탕" w:hAnsi="바탕" w:hint="eastAsia"/>
+                <w:rFonts w:ascii="바탕" w:eastAsia="바탕" w:hAnsi="바탕"/>
                 <w:sz w:val="24"/>
                 <w:szCs w:val="28"/>
                 <w:lang w:eastAsia="ko-KR"/>
@@ -416,7 +416,7 @@
               <w:spacing w:line="360" w:lineRule="auto"/>
               <w:jc w:val="center"/>
               <w:rPr>
-                <w:rFonts w:ascii="바탕" w:eastAsia="바탕" w:hAnsi="바탕" w:hint="eastAsia"/>
+                <w:rFonts w:ascii="바탕" w:eastAsia="바탕" w:hAnsi="바탕"/>
                 <w:sz w:val="24"/>
                 <w:szCs w:val="28"/>
                 <w:lang w:eastAsia="ko-KR"/>
@@ -443,7 +443,7 @@
               <w:spacing w:line="360" w:lineRule="auto"/>
               <w:jc w:val="center"/>
               <w:rPr>
-                <w:rFonts w:ascii="바탕" w:eastAsia="바탕" w:hAnsi="바탕" w:hint="eastAsia"/>
+                <w:rFonts w:ascii="바탕" w:eastAsia="바탕" w:hAnsi="바탕"/>
                 <w:sz w:val="24"/>
                 <w:szCs w:val="28"/>
                 <w:lang w:eastAsia="ko-KR"/>
@@ -470,7 +470,7 @@
               <w:spacing w:line="360" w:lineRule="auto"/>
               <w:jc w:val="center"/>
               <w:rPr>
-                <w:rFonts w:ascii="바탕" w:eastAsia="바탕" w:hAnsi="바탕" w:hint="eastAsia"/>
+                <w:rFonts w:ascii="바탕" w:eastAsia="바탕" w:hAnsi="바탕"/>
                 <w:sz w:val="24"/>
                 <w:szCs w:val="28"/>
                 <w:lang w:eastAsia="ko-KR"/>
@@ -502,7 +502,7 @@
               <w:spacing w:line="360" w:lineRule="auto"/>
               <w:jc w:val="center"/>
               <w:rPr>
-                <w:rFonts w:ascii="바탕" w:eastAsia="바탕" w:hAnsi="바탕" w:hint="eastAsia"/>
+                <w:rFonts w:ascii="바탕" w:eastAsia="바탕" w:hAnsi="바탕"/>
                 <w:sz w:val="24"/>
                 <w:szCs w:val="28"/>
                 <w:lang w:eastAsia="ko-KR"/>
@@ -529,7 +529,7 @@
               <w:spacing w:line="360" w:lineRule="auto"/>
               <w:jc w:val="center"/>
               <w:rPr>
-                <w:rFonts w:ascii="바탕" w:eastAsia="바탕" w:hAnsi="바탕" w:hint="eastAsia"/>
+                <w:rFonts w:ascii="바탕" w:eastAsia="바탕" w:hAnsi="바탕"/>
                 <w:sz w:val="24"/>
                 <w:szCs w:val="28"/>
                 <w:lang w:eastAsia="ko-KR"/>
@@ -556,7 +556,7 @@
               <w:spacing w:line="360" w:lineRule="auto"/>
               <w:jc w:val="center"/>
               <w:rPr>
-                <w:rFonts w:ascii="바탕" w:eastAsia="바탕" w:hAnsi="바탕" w:hint="eastAsia"/>
+                <w:rFonts w:ascii="바탕" w:eastAsia="바탕" w:hAnsi="바탕"/>
                 <w:sz w:val="24"/>
                 <w:szCs w:val="28"/>
                 <w:lang w:eastAsia="ko-KR"/>
@@ -588,7 +588,7 @@
               <w:spacing w:line="360" w:lineRule="auto"/>
               <w:jc w:val="center"/>
               <w:rPr>
-                <w:rFonts w:ascii="바탕" w:eastAsia="바탕" w:hAnsi="바탕" w:hint="eastAsia"/>
+                <w:rFonts w:ascii="바탕" w:eastAsia="바탕" w:hAnsi="바탕"/>
                 <w:sz w:val="24"/>
                 <w:szCs w:val="28"/>
                 <w:lang w:eastAsia="ko-KR"/>
@@ -615,7 +615,7 @@
               <w:spacing w:line="360" w:lineRule="auto"/>
               <w:jc w:val="center"/>
               <w:rPr>
-                <w:rFonts w:ascii="바탕" w:eastAsia="바탕" w:hAnsi="바탕" w:hint="eastAsia"/>
+                <w:rFonts w:ascii="바탕" w:eastAsia="바탕" w:hAnsi="바탕"/>
                 <w:sz w:val="24"/>
                 <w:szCs w:val="28"/>
                 <w:lang w:eastAsia="ko-KR"/>
@@ -642,7 +642,7 @@
               <w:spacing w:line="360" w:lineRule="auto"/>
               <w:jc w:val="center"/>
               <w:rPr>
-                <w:rFonts w:ascii="바탕" w:eastAsia="바탕" w:hAnsi="바탕" w:hint="eastAsia"/>
+                <w:rFonts w:ascii="바탕" w:eastAsia="바탕" w:hAnsi="바탕"/>
                 <w:sz w:val="24"/>
                 <w:szCs w:val="28"/>
                 <w:lang w:eastAsia="ko-KR"/>
@@ -664,7 +664,7 @@
     <w:p>
       <w:pPr>
         <w:rPr>
-          <w:rFonts w:asciiTheme="majorEastAsia" w:eastAsiaTheme="majorEastAsia" w:hAnsiTheme="majorEastAsia" w:hint="eastAsia"/>
+          <w:rFonts w:asciiTheme="majorEastAsia" w:eastAsiaTheme="majorEastAsia" w:hAnsiTheme="majorEastAsia"/>
           <w:lang w:eastAsia="ko-KR"/>
         </w:rPr>
       </w:pPr>

--- a/requirementList02.docx
+++ b/requirementList02.docx
@@ -4,9 +4,32 @@
   <w:body>
     <w:p>
       <w:pPr>
+        <w:rPr>
+          <w:rFonts w:hAnsiTheme="minorEastAsia" w:hint="eastAsia"/>
+          <w:b/>
+          <w:bCs/>
+          <w:sz w:val="24"/>
+          <w:szCs w:val="28"/>
+          <w:lang w:eastAsia="ko-KR"/>
+        </w:rPr>
+      </w:pPr>
+      <w:r>
+        <w:rPr>
+          <w:rFonts w:hAnsiTheme="minorEastAsia" w:hint="eastAsia"/>
+          <w:b/>
+          <w:bCs/>
+          <w:sz w:val="24"/>
+          <w:szCs w:val="28"/>
+          <w:lang w:eastAsia="ko-KR"/>
+        </w:rPr>
+        <w:t>개인코드: 724612</w:t>
+      </w:r>
+    </w:p>
+    <w:p>
+      <w:pPr>
         <w:jc w:val="center"/>
         <w:rPr>
-          <w:rFonts w:ascii="바탕" w:eastAsia="바탕" w:hAnsi="바탕"/>
+          <w:rFonts w:hAnsiTheme="minorEastAsia"/>
           <w:b/>
           <w:bCs/>
           <w:sz w:val="32"/>
@@ -16,7 +39,7 @@
       </w:pPr>
       <w:r>
         <w:rPr>
-          <w:rFonts w:ascii="바탕" w:eastAsia="바탕" w:hAnsi="바탕" w:hint="eastAsia"/>
+          <w:rFonts w:hAnsiTheme="minorEastAsia" w:hint="eastAsia"/>
           <w:b/>
           <w:bCs/>
           <w:sz w:val="32"/>
@@ -29,15 +52,7 @@
     <w:p>
       <w:pPr>
         <w:rPr>
-          <w:rFonts w:ascii="바탕" w:eastAsia="바탕" w:hAnsi="바탕"/>
-          <w:lang w:eastAsia="ko-KR"/>
-        </w:rPr>
-      </w:pPr>
-    </w:p>
-    <w:p>
-      <w:pPr>
-        <w:rPr>
-          <w:rFonts w:ascii="바탕" w:eastAsia="바탕" w:hAnsi="바탕"/>
+          <w:rFonts w:hAnsiTheme="minorEastAsia"/>
           <w:lang w:eastAsia="ko-KR"/>
         </w:rPr>
       </w:pPr>
@@ -45,21 +60,23 @@
     <w:tbl>
       <w:tblPr>
         <w:tblStyle w:val="aa"/>
-        <w:tblW w:w="0" w:type="auto"/>
+        <w:tblW w:w="10774" w:type="dxa"/>
+        <w:jc w:val="center"/>
         <w:tblLook w:val="04A0" w:firstRow="1" w:lastRow="0" w:firstColumn="1" w:lastColumn="0" w:noHBand="0" w:noVBand="1"/>
       </w:tblPr>
       <w:tblGrid>
-        <w:gridCol w:w="846"/>
-        <w:gridCol w:w="6413"/>
-        <w:gridCol w:w="1757"/>
+        <w:gridCol w:w="567"/>
+        <w:gridCol w:w="7939"/>
+        <w:gridCol w:w="2268"/>
       </w:tblGrid>
       <w:tr>
         <w:trPr>
           <w:trHeight w:val="624"/>
+          <w:jc w:val="center"/>
         </w:trPr>
         <w:tc>
           <w:tcPr>
-            <w:tcW w:w="7259" w:type="dxa"/>
+            <w:tcW w:w="8506" w:type="dxa"/>
             <w:gridSpan w:val="2"/>
             <w:shd w:val="clear" w:color="auto" w:fill="ADADAD" w:themeFill="background2" w:themeFillShade="BF"/>
           </w:tcPr>
@@ -68,7 +85,7 @@
               <w:spacing w:line="360" w:lineRule="auto"/>
               <w:jc w:val="center"/>
               <w:rPr>
-                <w:rFonts w:ascii="바탕" w:eastAsia="바탕" w:hAnsi="바탕"/>
+                <w:rFonts w:hAnsiTheme="minorEastAsia"/>
                 <w:b/>
                 <w:bCs/>
                 <w:sz w:val="28"/>
@@ -78,7 +95,7 @@
             </w:pPr>
             <w:r>
               <w:rPr>
-                <w:rFonts w:ascii="바탕" w:eastAsia="바탕" w:hAnsi="바탕" w:hint="eastAsia"/>
+                <w:rFonts w:hAnsiTheme="minorEastAsia" w:hint="eastAsia"/>
                 <w:b/>
                 <w:bCs/>
                 <w:sz w:val="28"/>
@@ -91,7 +108,7 @@
         </w:tc>
         <w:tc>
           <w:tcPr>
-            <w:tcW w:w="1757" w:type="dxa"/>
+            <w:tcW w:w="2268" w:type="dxa"/>
             <w:shd w:val="clear" w:color="auto" w:fill="ADADAD" w:themeFill="background2" w:themeFillShade="BF"/>
             <w:vAlign w:val="center"/>
           </w:tcPr>
@@ -100,7 +117,7 @@
               <w:spacing w:line="360" w:lineRule="auto"/>
               <w:jc w:val="center"/>
               <w:rPr>
-                <w:rFonts w:ascii="바탕" w:eastAsia="바탕" w:hAnsi="바탕"/>
+                <w:rFonts w:hAnsiTheme="minorEastAsia"/>
                 <w:b/>
                 <w:bCs/>
                 <w:sz w:val="28"/>
@@ -111,7 +128,7 @@
             <w:proofErr w:type="spellStart"/>
             <w:r>
               <w:rPr>
-                <w:rFonts w:ascii="바탕" w:eastAsia="바탕" w:hAnsi="바탕" w:hint="eastAsia"/>
+                <w:rFonts w:hAnsiTheme="minorEastAsia" w:hint="eastAsia"/>
                 <w:b/>
                 <w:bCs/>
                 <w:sz w:val="28"/>
@@ -127,10 +144,11 @@
       <w:tr>
         <w:trPr>
           <w:trHeight w:val="624"/>
+          <w:jc w:val="center"/>
         </w:trPr>
         <w:tc>
           <w:tcPr>
-            <w:tcW w:w="846" w:type="dxa"/>
+            <w:tcW w:w="567" w:type="dxa"/>
             <w:vAlign w:val="center"/>
           </w:tcPr>
           <w:p>
@@ -138,7 +156,7 @@
               <w:spacing w:line="360" w:lineRule="auto"/>
               <w:jc w:val="center"/>
               <w:rPr>
-                <w:rFonts w:ascii="바탕" w:eastAsia="바탕" w:hAnsi="바탕"/>
+                <w:rFonts w:hAnsiTheme="minorEastAsia"/>
                 <w:sz w:val="24"/>
                 <w:szCs w:val="28"/>
                 <w:lang w:eastAsia="ko-KR"/>
@@ -146,7 +164,7 @@
             </w:pPr>
             <w:r>
               <w:rPr>
-                <w:rFonts w:ascii="바탕" w:eastAsia="바탕" w:hAnsi="바탕" w:hint="eastAsia"/>
+                <w:rFonts w:hAnsiTheme="minorEastAsia" w:hint="eastAsia"/>
                 <w:sz w:val="24"/>
                 <w:szCs w:val="28"/>
                 <w:lang w:eastAsia="ko-KR"/>
@@ -157,7 +175,7 @@
         </w:tc>
         <w:tc>
           <w:tcPr>
-            <w:tcW w:w="6413" w:type="dxa"/>
+            <w:tcW w:w="7939" w:type="dxa"/>
             <w:vAlign w:val="center"/>
           </w:tcPr>
           <w:p>
@@ -165,7 +183,7 @@
               <w:spacing w:line="360" w:lineRule="auto"/>
               <w:jc w:val="center"/>
               <w:rPr>
-                <w:rFonts w:ascii="바탕" w:eastAsia="바탕" w:hAnsi="바탕"/>
+                <w:rFonts w:hAnsiTheme="minorEastAsia"/>
                 <w:sz w:val="24"/>
                 <w:szCs w:val="28"/>
                 <w:lang w:eastAsia="ko-KR"/>
@@ -173,7 +191,7 @@
             </w:pPr>
             <w:r>
               <w:rPr>
-                <w:rFonts w:ascii="바탕" w:eastAsia="바탕" w:hAnsi="바탕" w:hint="eastAsia"/>
+                <w:rFonts w:hAnsiTheme="minorEastAsia" w:hint="eastAsia"/>
                 <w:sz w:val="24"/>
                 <w:szCs w:val="28"/>
                 <w:lang w:eastAsia="ko-KR"/>
@@ -184,7 +202,7 @@
         </w:tc>
         <w:tc>
           <w:tcPr>
-            <w:tcW w:w="1757" w:type="dxa"/>
+            <w:tcW w:w="2268" w:type="dxa"/>
             <w:vAlign w:val="center"/>
           </w:tcPr>
           <w:p>
@@ -192,7 +210,7 @@
               <w:spacing w:line="360" w:lineRule="auto"/>
               <w:jc w:val="center"/>
               <w:rPr>
-                <w:rFonts w:ascii="바탕" w:eastAsia="바탕" w:hAnsi="바탕"/>
+                <w:rFonts w:hAnsiTheme="minorEastAsia"/>
                 <w:sz w:val="24"/>
                 <w:szCs w:val="28"/>
                 <w:lang w:eastAsia="ko-KR"/>
@@ -200,7 +218,7 @@
             </w:pPr>
             <w:r>
               <w:rPr>
-                <w:rFonts w:ascii="바탕" w:eastAsia="바탕" w:hAnsi="바탕" w:hint="eastAsia"/>
+                <w:rFonts w:hAnsiTheme="minorEastAsia" w:hint="eastAsia"/>
                 <w:sz w:val="24"/>
                 <w:szCs w:val="28"/>
                 <w:lang w:eastAsia="ko-KR"/>
@@ -213,10 +231,11 @@
       <w:tr>
         <w:trPr>
           <w:trHeight w:val="624"/>
+          <w:jc w:val="center"/>
         </w:trPr>
         <w:tc>
           <w:tcPr>
-            <w:tcW w:w="846" w:type="dxa"/>
+            <w:tcW w:w="567" w:type="dxa"/>
             <w:vAlign w:val="center"/>
           </w:tcPr>
           <w:p>
@@ -224,7 +243,7 @@
               <w:spacing w:line="360" w:lineRule="auto"/>
               <w:jc w:val="center"/>
               <w:rPr>
-                <w:rFonts w:ascii="바탕" w:eastAsia="바탕" w:hAnsi="바탕"/>
+                <w:rFonts w:hAnsiTheme="minorEastAsia"/>
                 <w:sz w:val="24"/>
                 <w:szCs w:val="28"/>
                 <w:lang w:eastAsia="ko-KR"/>
@@ -232,7 +251,7 @@
             </w:pPr>
             <w:r>
               <w:rPr>
-                <w:rFonts w:ascii="바탕" w:eastAsia="바탕" w:hAnsi="바탕" w:hint="eastAsia"/>
+                <w:rFonts w:hAnsiTheme="minorEastAsia" w:hint="eastAsia"/>
                 <w:sz w:val="24"/>
                 <w:szCs w:val="28"/>
                 <w:lang w:eastAsia="ko-KR"/>
@@ -243,7 +262,7 @@
         </w:tc>
         <w:tc>
           <w:tcPr>
-            <w:tcW w:w="6413" w:type="dxa"/>
+            <w:tcW w:w="7939" w:type="dxa"/>
             <w:vAlign w:val="center"/>
           </w:tcPr>
           <w:p>
@@ -251,7 +270,7 @@
               <w:spacing w:line="360" w:lineRule="auto"/>
               <w:jc w:val="center"/>
               <w:rPr>
-                <w:rFonts w:ascii="바탕" w:eastAsia="바탕" w:hAnsi="바탕"/>
+                <w:rFonts w:hAnsiTheme="minorEastAsia"/>
                 <w:sz w:val="24"/>
                 <w:szCs w:val="28"/>
                 <w:lang w:eastAsia="ko-KR"/>
@@ -259,7 +278,7 @@
             </w:pPr>
             <w:r>
               <w:rPr>
-                <w:rFonts w:ascii="바탕" w:eastAsia="바탕" w:hAnsi="바탕" w:hint="eastAsia"/>
+                <w:rFonts w:hAnsiTheme="minorEastAsia" w:hint="eastAsia"/>
                 <w:sz w:val="24"/>
                 <w:szCs w:val="28"/>
                 <w:lang w:eastAsia="ko-KR"/>
@@ -270,7 +289,7 @@
         </w:tc>
         <w:tc>
           <w:tcPr>
-            <w:tcW w:w="1757" w:type="dxa"/>
+            <w:tcW w:w="2268" w:type="dxa"/>
             <w:vAlign w:val="center"/>
           </w:tcPr>
           <w:p>
@@ -278,7 +297,7 @@
               <w:spacing w:line="360" w:lineRule="auto"/>
               <w:jc w:val="center"/>
               <w:rPr>
-                <w:rFonts w:ascii="바탕" w:eastAsia="바탕" w:hAnsi="바탕"/>
+                <w:rFonts w:hAnsiTheme="minorEastAsia"/>
                 <w:sz w:val="24"/>
                 <w:szCs w:val="28"/>
                 <w:lang w:eastAsia="ko-KR"/>
@@ -286,7 +305,7 @@
             </w:pPr>
             <w:r>
               <w:rPr>
-                <w:rFonts w:ascii="바탕" w:eastAsia="바탕" w:hAnsi="바탕" w:hint="eastAsia"/>
+                <w:rFonts w:hAnsiTheme="minorEastAsia" w:hint="eastAsia"/>
                 <w:sz w:val="24"/>
                 <w:szCs w:val="28"/>
                 <w:lang w:eastAsia="ko-KR"/>
@@ -299,10 +318,11 @@
       <w:tr>
         <w:trPr>
           <w:trHeight w:val="624"/>
+          <w:jc w:val="center"/>
         </w:trPr>
         <w:tc>
           <w:tcPr>
-            <w:tcW w:w="846" w:type="dxa"/>
+            <w:tcW w:w="567" w:type="dxa"/>
             <w:vAlign w:val="center"/>
           </w:tcPr>
           <w:p>
@@ -310,7 +330,7 @@
               <w:spacing w:line="360" w:lineRule="auto"/>
               <w:jc w:val="center"/>
               <w:rPr>
-                <w:rFonts w:ascii="바탕" w:eastAsia="바탕" w:hAnsi="바탕"/>
+                <w:rFonts w:hAnsiTheme="minorEastAsia"/>
                 <w:sz w:val="24"/>
                 <w:szCs w:val="28"/>
                 <w:lang w:eastAsia="ko-KR"/>
@@ -318,7 +338,7 @@
             </w:pPr>
             <w:r>
               <w:rPr>
-                <w:rFonts w:ascii="바탕" w:eastAsia="바탕" w:hAnsi="바탕" w:hint="eastAsia"/>
+                <w:rFonts w:hAnsiTheme="minorEastAsia" w:hint="eastAsia"/>
                 <w:sz w:val="24"/>
                 <w:szCs w:val="28"/>
                 <w:lang w:eastAsia="ko-KR"/>
@@ -329,7 +349,7 @@
         </w:tc>
         <w:tc>
           <w:tcPr>
-            <w:tcW w:w="6413" w:type="dxa"/>
+            <w:tcW w:w="7939" w:type="dxa"/>
             <w:vAlign w:val="center"/>
           </w:tcPr>
           <w:p>
@@ -337,7 +357,7 @@
               <w:spacing w:line="360" w:lineRule="auto"/>
               <w:jc w:val="center"/>
               <w:rPr>
-                <w:rFonts w:ascii="바탕" w:eastAsia="바탕" w:hAnsi="바탕"/>
+                <w:rFonts w:hAnsiTheme="minorEastAsia"/>
                 <w:sz w:val="24"/>
                 <w:szCs w:val="28"/>
                 <w:lang w:eastAsia="ko-KR"/>
@@ -345,7 +365,7 @@
             </w:pPr>
             <w:r>
               <w:rPr>
-                <w:rFonts w:ascii="바탕" w:eastAsia="바탕" w:hAnsi="바탕" w:hint="eastAsia"/>
+                <w:rFonts w:hAnsiTheme="minorEastAsia" w:hint="eastAsia"/>
                 <w:sz w:val="24"/>
                 <w:szCs w:val="28"/>
                 <w:lang w:eastAsia="ko-KR"/>
@@ -355,7 +375,7 @@
             <w:proofErr w:type="spellStart"/>
             <w:r>
               <w:rPr>
-                <w:rFonts w:ascii="바탕" w:eastAsia="바탕" w:hAnsi="바탕" w:hint="eastAsia"/>
+                <w:rFonts w:hAnsiTheme="minorEastAsia" w:hint="eastAsia"/>
                 <w:sz w:val="24"/>
                 <w:szCs w:val="28"/>
                 <w:lang w:eastAsia="ko-KR"/>
@@ -365,7 +385,7 @@
             <w:proofErr w:type="spellEnd"/>
             <w:r>
               <w:rPr>
-                <w:rFonts w:ascii="바탕" w:eastAsia="바탕" w:hAnsi="바탕" w:hint="eastAsia"/>
+                <w:rFonts w:hAnsiTheme="minorEastAsia" w:hint="eastAsia"/>
                 <w:sz w:val="24"/>
                 <w:szCs w:val="28"/>
                 <w:lang w:eastAsia="ko-KR"/>
@@ -376,7 +396,7 @@
         </w:tc>
         <w:tc>
           <w:tcPr>
-            <w:tcW w:w="1757" w:type="dxa"/>
+            <w:tcW w:w="2268" w:type="dxa"/>
             <w:vAlign w:val="center"/>
           </w:tcPr>
           <w:p>
@@ -384,7 +404,7 @@
               <w:spacing w:line="360" w:lineRule="auto"/>
               <w:jc w:val="center"/>
               <w:rPr>
-                <w:rFonts w:ascii="바탕" w:eastAsia="바탕" w:hAnsi="바탕"/>
+                <w:rFonts w:hAnsiTheme="minorEastAsia"/>
                 <w:sz w:val="24"/>
                 <w:szCs w:val="28"/>
                 <w:lang w:eastAsia="ko-KR"/>
@@ -392,7 +412,7 @@
             </w:pPr>
             <w:r>
               <w:rPr>
-                <w:rFonts w:ascii="바탕" w:eastAsia="바탕" w:hAnsi="바탕" w:hint="eastAsia"/>
+                <w:rFonts w:hAnsiTheme="minorEastAsia" w:hint="eastAsia"/>
                 <w:sz w:val="24"/>
                 <w:szCs w:val="28"/>
                 <w:lang w:eastAsia="ko-KR"/>
@@ -405,10 +425,11 @@
       <w:tr>
         <w:trPr>
           <w:trHeight w:val="624"/>
+          <w:jc w:val="center"/>
         </w:trPr>
         <w:tc>
           <w:tcPr>
-            <w:tcW w:w="846" w:type="dxa"/>
+            <w:tcW w:w="567" w:type="dxa"/>
             <w:vAlign w:val="center"/>
           </w:tcPr>
           <w:p>
@@ -416,7 +437,7 @@
               <w:spacing w:line="360" w:lineRule="auto"/>
               <w:jc w:val="center"/>
               <w:rPr>
-                <w:rFonts w:ascii="바탕" w:eastAsia="바탕" w:hAnsi="바탕"/>
+                <w:rFonts w:hAnsiTheme="minorEastAsia"/>
                 <w:sz w:val="24"/>
                 <w:szCs w:val="28"/>
                 <w:lang w:eastAsia="ko-KR"/>
@@ -424,7 +445,7 @@
             </w:pPr>
             <w:r>
               <w:rPr>
-                <w:rFonts w:ascii="바탕" w:eastAsia="바탕" w:hAnsi="바탕" w:hint="eastAsia"/>
+                <w:rFonts w:hAnsiTheme="minorEastAsia" w:hint="eastAsia"/>
                 <w:sz w:val="24"/>
                 <w:szCs w:val="28"/>
                 <w:lang w:eastAsia="ko-KR"/>
@@ -435,7 +456,7 @@
         </w:tc>
         <w:tc>
           <w:tcPr>
-            <w:tcW w:w="6413" w:type="dxa"/>
+            <w:tcW w:w="7939" w:type="dxa"/>
             <w:vAlign w:val="center"/>
           </w:tcPr>
           <w:p>
@@ -443,7 +464,7 @@
               <w:spacing w:line="360" w:lineRule="auto"/>
               <w:jc w:val="center"/>
               <w:rPr>
-                <w:rFonts w:ascii="바탕" w:eastAsia="바탕" w:hAnsi="바탕"/>
+                <w:rFonts w:hAnsiTheme="minorEastAsia"/>
                 <w:sz w:val="24"/>
                 <w:szCs w:val="28"/>
                 <w:lang w:eastAsia="ko-KR"/>
@@ -451,7 +472,7 @@
             </w:pPr>
             <w:r>
               <w:rPr>
-                <w:rFonts w:ascii="바탕" w:eastAsia="바탕" w:hAnsi="바탕" w:hint="eastAsia"/>
+                <w:rFonts w:hAnsiTheme="minorEastAsia" w:hint="eastAsia"/>
                 <w:sz w:val="24"/>
                 <w:szCs w:val="28"/>
                 <w:lang w:eastAsia="ko-KR"/>
@@ -462,7 +483,7 @@
         </w:tc>
         <w:tc>
           <w:tcPr>
-            <w:tcW w:w="1757" w:type="dxa"/>
+            <w:tcW w:w="2268" w:type="dxa"/>
             <w:vAlign w:val="center"/>
           </w:tcPr>
           <w:p>
@@ -470,7 +491,7 @@
               <w:spacing w:line="360" w:lineRule="auto"/>
               <w:jc w:val="center"/>
               <w:rPr>
-                <w:rFonts w:ascii="바탕" w:eastAsia="바탕" w:hAnsi="바탕"/>
+                <w:rFonts w:hAnsiTheme="minorEastAsia"/>
                 <w:sz w:val="24"/>
                 <w:szCs w:val="28"/>
                 <w:lang w:eastAsia="ko-KR"/>
@@ -478,7 +499,7 @@
             </w:pPr>
             <w:r>
               <w:rPr>
-                <w:rFonts w:ascii="바탕" w:eastAsia="바탕" w:hAnsi="바탕" w:hint="eastAsia"/>
+                <w:rFonts w:hAnsiTheme="minorEastAsia" w:hint="eastAsia"/>
                 <w:sz w:val="24"/>
                 <w:szCs w:val="28"/>
                 <w:lang w:eastAsia="ko-KR"/>
@@ -491,10 +512,11 @@
       <w:tr>
         <w:trPr>
           <w:trHeight w:val="624"/>
+          <w:jc w:val="center"/>
         </w:trPr>
         <w:tc>
           <w:tcPr>
-            <w:tcW w:w="846" w:type="dxa"/>
+            <w:tcW w:w="567" w:type="dxa"/>
             <w:vAlign w:val="center"/>
           </w:tcPr>
           <w:p>
@@ -502,7 +524,7 @@
               <w:spacing w:line="360" w:lineRule="auto"/>
               <w:jc w:val="center"/>
               <w:rPr>
-                <w:rFonts w:ascii="바탕" w:eastAsia="바탕" w:hAnsi="바탕"/>
+                <w:rFonts w:hAnsiTheme="minorEastAsia"/>
                 <w:sz w:val="24"/>
                 <w:szCs w:val="28"/>
                 <w:lang w:eastAsia="ko-KR"/>
@@ -510,7 +532,7 @@
             </w:pPr>
             <w:r>
               <w:rPr>
-                <w:rFonts w:ascii="바탕" w:eastAsia="바탕" w:hAnsi="바탕" w:hint="eastAsia"/>
+                <w:rFonts w:hAnsiTheme="minorEastAsia" w:hint="eastAsia"/>
                 <w:sz w:val="24"/>
                 <w:szCs w:val="28"/>
                 <w:lang w:eastAsia="ko-KR"/>
@@ -521,7 +543,7 @@
         </w:tc>
         <w:tc>
           <w:tcPr>
-            <w:tcW w:w="6413" w:type="dxa"/>
+            <w:tcW w:w="7939" w:type="dxa"/>
             <w:vAlign w:val="center"/>
           </w:tcPr>
           <w:p>
@@ -529,7 +551,7 @@
               <w:spacing w:line="360" w:lineRule="auto"/>
               <w:jc w:val="center"/>
               <w:rPr>
-                <w:rFonts w:ascii="바탕" w:eastAsia="바탕" w:hAnsi="바탕"/>
+                <w:rFonts w:hAnsiTheme="minorEastAsia"/>
                 <w:sz w:val="24"/>
                 <w:szCs w:val="28"/>
                 <w:lang w:eastAsia="ko-KR"/>
@@ -537,7 +559,7 @@
             </w:pPr>
             <w:r>
               <w:rPr>
-                <w:rFonts w:ascii="바탕" w:eastAsia="바탕" w:hAnsi="바탕" w:hint="eastAsia"/>
+                <w:rFonts w:hAnsiTheme="minorEastAsia" w:hint="eastAsia"/>
                 <w:sz w:val="24"/>
                 <w:szCs w:val="28"/>
                 <w:lang w:eastAsia="ko-KR"/>
@@ -548,7 +570,7 @@
         </w:tc>
         <w:tc>
           <w:tcPr>
-            <w:tcW w:w="1757" w:type="dxa"/>
+            <w:tcW w:w="2268" w:type="dxa"/>
             <w:vAlign w:val="center"/>
           </w:tcPr>
           <w:p>
@@ -556,7 +578,7 @@
               <w:spacing w:line="360" w:lineRule="auto"/>
               <w:jc w:val="center"/>
               <w:rPr>
-                <w:rFonts w:ascii="바탕" w:eastAsia="바탕" w:hAnsi="바탕"/>
+                <w:rFonts w:hAnsiTheme="minorEastAsia"/>
                 <w:sz w:val="24"/>
                 <w:szCs w:val="28"/>
                 <w:lang w:eastAsia="ko-KR"/>
@@ -564,7 +586,7 @@
             </w:pPr>
             <w:r>
               <w:rPr>
-                <w:rFonts w:ascii="바탕" w:eastAsia="바탕" w:hAnsi="바탕" w:hint="eastAsia"/>
+                <w:rFonts w:hAnsiTheme="minorEastAsia" w:hint="eastAsia"/>
                 <w:sz w:val="24"/>
                 <w:szCs w:val="28"/>
                 <w:lang w:eastAsia="ko-KR"/>
@@ -577,10 +599,11 @@
       <w:tr>
         <w:trPr>
           <w:trHeight w:val="624"/>
+          <w:jc w:val="center"/>
         </w:trPr>
         <w:tc>
           <w:tcPr>
-            <w:tcW w:w="846" w:type="dxa"/>
+            <w:tcW w:w="567" w:type="dxa"/>
             <w:vAlign w:val="center"/>
           </w:tcPr>
           <w:p>
@@ -588,7 +611,7 @@
               <w:spacing w:line="360" w:lineRule="auto"/>
               <w:jc w:val="center"/>
               <w:rPr>
-                <w:rFonts w:ascii="바탕" w:eastAsia="바탕" w:hAnsi="바탕"/>
+                <w:rFonts w:hAnsiTheme="minorEastAsia"/>
                 <w:sz w:val="24"/>
                 <w:szCs w:val="28"/>
                 <w:lang w:eastAsia="ko-KR"/>
@@ -596,7 +619,7 @@
             </w:pPr>
             <w:r>
               <w:rPr>
-                <w:rFonts w:ascii="바탕" w:eastAsia="바탕" w:hAnsi="바탕" w:hint="eastAsia"/>
+                <w:rFonts w:hAnsiTheme="minorEastAsia" w:hint="eastAsia"/>
                 <w:sz w:val="24"/>
                 <w:szCs w:val="28"/>
                 <w:lang w:eastAsia="ko-KR"/>
@@ -607,7 +630,7 @@
         </w:tc>
         <w:tc>
           <w:tcPr>
-            <w:tcW w:w="6413" w:type="dxa"/>
+            <w:tcW w:w="7939" w:type="dxa"/>
             <w:vAlign w:val="center"/>
           </w:tcPr>
           <w:p>
@@ -615,7 +638,7 @@
               <w:spacing w:line="360" w:lineRule="auto"/>
               <w:jc w:val="center"/>
               <w:rPr>
-                <w:rFonts w:ascii="바탕" w:eastAsia="바탕" w:hAnsi="바탕"/>
+                <w:rFonts w:hAnsiTheme="minorEastAsia"/>
                 <w:sz w:val="24"/>
                 <w:szCs w:val="28"/>
                 <w:lang w:eastAsia="ko-KR"/>
@@ -623,7 +646,7 @@
             </w:pPr>
             <w:r>
               <w:rPr>
-                <w:rFonts w:ascii="바탕" w:eastAsia="바탕" w:hAnsi="바탕" w:hint="eastAsia"/>
+                <w:rFonts w:hAnsiTheme="minorEastAsia" w:hint="eastAsia"/>
                 <w:sz w:val="24"/>
                 <w:szCs w:val="28"/>
                 <w:lang w:eastAsia="ko-KR"/>
@@ -634,7 +657,7 @@
         </w:tc>
         <w:tc>
           <w:tcPr>
-            <w:tcW w:w="1757" w:type="dxa"/>
+            <w:tcW w:w="2268" w:type="dxa"/>
             <w:vAlign w:val="center"/>
           </w:tcPr>
           <w:p>
@@ -642,7 +665,7 @@
               <w:spacing w:line="360" w:lineRule="auto"/>
               <w:jc w:val="center"/>
               <w:rPr>
-                <w:rFonts w:ascii="바탕" w:eastAsia="바탕" w:hAnsi="바탕"/>
+                <w:rFonts w:hAnsiTheme="minorEastAsia"/>
                 <w:sz w:val="24"/>
                 <w:szCs w:val="28"/>
                 <w:lang w:eastAsia="ko-KR"/>
@@ -650,7 +673,7 @@
             </w:pPr>
             <w:r>
               <w:rPr>
-                <w:rFonts w:ascii="바탕" w:eastAsia="바탕" w:hAnsi="바탕" w:hint="eastAsia"/>
+                <w:rFonts w:hAnsiTheme="minorEastAsia" w:hint="eastAsia"/>
                 <w:sz w:val="24"/>
                 <w:szCs w:val="28"/>
                 <w:lang w:eastAsia="ko-KR"/>
@@ -664,7 +687,7 @@
     <w:p>
       <w:pPr>
         <w:rPr>
-          <w:rFonts w:asciiTheme="majorEastAsia" w:eastAsiaTheme="majorEastAsia" w:hAnsiTheme="majorEastAsia"/>
+          <w:rFonts w:hAnsiTheme="minorEastAsia"/>
           <w:lang w:eastAsia="ko-KR"/>
         </w:rPr>
       </w:pPr>
